--- a/Microcontroller Lab.docx
+++ b/Microcontroller Lab.docx
@@ -9303,6 +9303,2586 @@
                     <a:xfrm>
                       <a:off x="0" y="0"/>
                       <a:ext cx="8674546" cy="5150115"/>
+                    </a:xfrm>
+                    <a:prstGeom prst="rect">
+                      <a:avLst/>
+                    </a:prstGeom>
+                  </pic:spPr>
+                </pic:pic>
+              </a:graphicData>
+            </a:graphic>
+          </wp:inline>
+        </w:drawing>
+      </w:r>
+    </w:p>
+    <w:p>
+      <w:pPr>
+        <w:spacing w:after="0"/>
+      </w:pPr>
+    </w:p>
+    <w:p>
+      <w:pPr>
+        <w:spacing w:after="0"/>
+      </w:pPr>
+      <w:r>
+        <w:t xml:space="preserve">unsigned char </w:t>
+      </w:r>
+      <w:proofErr w:type="spellStart"/>
+      <w:proofErr w:type="gramStart"/>
+      <w:r>
+        <w:t>MSDelay</w:t>
+      </w:r>
+      <w:proofErr w:type="spellEnd"/>
+      <w:r>
+        <w:t>(</w:t>
+      </w:r>
+      <w:proofErr w:type="gramEnd"/>
+      <w:r>
+        <w:t>unsigned char Time)</w:t>
+      </w:r>
+    </w:p>
+    <w:p>
+      <w:pPr>
+        <w:spacing w:after="0"/>
+      </w:pPr>
+      <w:r>
+        <w:t>{</w:t>
+      </w:r>
+    </w:p>
+    <w:p>
+      <w:pPr>
+        <w:spacing w:after="0"/>
+      </w:pPr>
+      <w:r>
+        <w:t xml:space="preserve">    unsigned char y, z;</w:t>
+      </w:r>
+    </w:p>
+    <w:p>
+      <w:pPr>
+        <w:spacing w:after="0"/>
+      </w:pPr>
+      <w:r>
+        <w:t xml:space="preserve">    </w:t>
+      </w:r>
+      <w:proofErr w:type="gramStart"/>
+      <w:r>
+        <w:t>for(</w:t>
+      </w:r>
+      <w:proofErr w:type="gramEnd"/>
+      <w:r>
+        <w:t>y = 0; y &lt; Time; y++)</w:t>
+      </w:r>
+    </w:p>
+    <w:p>
+      <w:pPr>
+        <w:spacing w:after="0"/>
+      </w:pPr>
+      <w:r>
+        <w:t xml:space="preserve">        </w:t>
+      </w:r>
+      <w:proofErr w:type="gramStart"/>
+      <w:r>
+        <w:t>for(</w:t>
+      </w:r>
+      <w:proofErr w:type="gramEnd"/>
+      <w:r>
+        <w:t>z = 0; z &lt; 20; z++);</w:t>
+      </w:r>
+    </w:p>
+    <w:p>
+      <w:pPr>
+        <w:spacing w:after="0"/>
+      </w:pPr>
+      <w:r>
+        <w:t>}</w:t>
+      </w:r>
+    </w:p>
+    <w:p>
+      <w:pPr>
+        <w:spacing w:after="0"/>
+      </w:pPr>
+    </w:p>
+    <w:p>
+      <w:pPr>
+        <w:spacing w:after="0"/>
+      </w:pPr>
+      <w:r>
+        <w:t xml:space="preserve">unsigned char </w:t>
+      </w:r>
+      <w:proofErr w:type="gramStart"/>
+      <w:r>
+        <w:t>Y[</w:t>
+      </w:r>
+      <w:proofErr w:type="gramEnd"/>
+      <w:r>
+        <w:t>8] =</w:t>
+      </w:r>
+    </w:p>
+    <w:p>
+      <w:pPr>
+        <w:spacing w:after="0"/>
+      </w:pPr>
+      <w:r>
+        <w:t>{</w:t>
+      </w:r>
+    </w:p>
+    <w:p>
+      <w:pPr>
+        <w:spacing w:after="0"/>
+      </w:pPr>
+      <w:r>
+        <w:t xml:space="preserve">    0x</w:t>
+      </w:r>
+      <w:proofErr w:type="gramStart"/>
+      <w:r>
+        <w:t>80,  /</w:t>
+      </w:r>
+      <w:proofErr w:type="gramEnd"/>
+      <w:r>
+        <w:t>/ 10000000</w:t>
+      </w:r>
+    </w:p>
+    <w:p>
+      <w:pPr>
+        <w:spacing w:after="0"/>
+      </w:pPr>
+      <w:r>
+        <w:t xml:space="preserve">    0x</w:t>
+      </w:r>
+      <w:proofErr w:type="gramStart"/>
+      <w:r>
+        <w:t>40,  /</w:t>
+      </w:r>
+      <w:proofErr w:type="gramEnd"/>
+      <w:r>
+        <w:t>/ 01000000</w:t>
+      </w:r>
+    </w:p>
+    <w:p>
+      <w:pPr>
+        <w:spacing w:after="0"/>
+      </w:pPr>
+      <w:r>
+        <w:t xml:space="preserve">    0x</w:t>
+      </w:r>
+      <w:proofErr w:type="gramStart"/>
+      <w:r>
+        <w:t>20,  /</w:t>
+      </w:r>
+      <w:proofErr w:type="gramEnd"/>
+      <w:r>
+        <w:t>/ 00100000</w:t>
+      </w:r>
+    </w:p>
+    <w:p>
+      <w:pPr>
+        <w:spacing w:after="0"/>
+      </w:pPr>
+      <w:r>
+        <w:t xml:space="preserve">    0x1</w:t>
+      </w:r>
+      <w:proofErr w:type="gramStart"/>
+      <w:r>
+        <w:t>E,  /</w:t>
+      </w:r>
+      <w:proofErr w:type="gramEnd"/>
+      <w:r>
+        <w:t>/ 00011110</w:t>
+      </w:r>
+    </w:p>
+    <w:p>
+      <w:pPr>
+        <w:spacing w:after="0"/>
+      </w:pPr>
+      <w:r>
+        <w:t xml:space="preserve">    0x1</w:t>
+      </w:r>
+      <w:proofErr w:type="gramStart"/>
+      <w:r>
+        <w:t>E,  /</w:t>
+      </w:r>
+      <w:proofErr w:type="gramEnd"/>
+      <w:r>
+        <w:t>/ 00011110</w:t>
+      </w:r>
+    </w:p>
+    <w:p>
+      <w:pPr>
+        <w:spacing w:after="0"/>
+      </w:pPr>
+      <w:r>
+        <w:t xml:space="preserve">    0x</w:t>
+      </w:r>
+      <w:proofErr w:type="gramStart"/>
+      <w:r>
+        <w:t>20,  /</w:t>
+      </w:r>
+      <w:proofErr w:type="gramEnd"/>
+      <w:r>
+        <w:t>/ 00100000</w:t>
+      </w:r>
+    </w:p>
+    <w:p>
+      <w:pPr>
+        <w:spacing w:after="0"/>
+      </w:pPr>
+      <w:r>
+        <w:t xml:space="preserve">    0x</w:t>
+      </w:r>
+      <w:proofErr w:type="gramStart"/>
+      <w:r>
+        <w:t>40,  /</w:t>
+      </w:r>
+      <w:proofErr w:type="gramEnd"/>
+      <w:r>
+        <w:t>/ 01000000</w:t>
+      </w:r>
+    </w:p>
+    <w:p>
+      <w:pPr>
+        <w:spacing w:after="0"/>
+      </w:pPr>
+      <w:r>
+        <w:t xml:space="preserve">    0x80   // 10000000</w:t>
+      </w:r>
+    </w:p>
+    <w:p>
+      <w:pPr>
+        <w:spacing w:after="0"/>
+      </w:pPr>
+      <w:r>
+        <w:t>};</w:t>
+      </w:r>
+    </w:p>
+    <w:p>
+      <w:pPr>
+        <w:spacing w:after="0"/>
+      </w:pPr>
+    </w:p>
+    <w:p>
+      <w:pPr>
+        <w:spacing w:after="0"/>
+      </w:pPr>
+      <w:r>
+        <w:t xml:space="preserve">void </w:t>
+      </w:r>
+      <w:proofErr w:type="gramStart"/>
+      <w:r>
+        <w:t>main(</w:t>
+      </w:r>
+      <w:proofErr w:type="gramEnd"/>
+      <w:r>
+        <w:t>)</w:t>
+      </w:r>
+    </w:p>
+    <w:p>
+      <w:pPr>
+        <w:spacing w:after="0"/>
+      </w:pPr>
+      <w:r>
+        <w:t>{</w:t>
+      </w:r>
+    </w:p>
+    <w:p>
+      <w:pPr>
+        <w:spacing w:after="0"/>
+      </w:pPr>
+      <w:r>
+        <w:t xml:space="preserve">    TRISC = 0x00;</w:t>
+      </w:r>
+    </w:p>
+    <w:p>
+      <w:pPr>
+        <w:spacing w:after="0"/>
+      </w:pPr>
+      <w:r>
+        <w:t xml:space="preserve">    TRISD = 0x00;</w:t>
+      </w:r>
+    </w:p>
+    <w:p>
+      <w:pPr>
+        <w:spacing w:after="0"/>
+      </w:pPr>
+    </w:p>
+    <w:p>
+      <w:pPr>
+        <w:spacing w:after="0"/>
+      </w:pPr>
+      <w:r>
+        <w:t xml:space="preserve">    </w:t>
+      </w:r>
+      <w:proofErr w:type="gramStart"/>
+      <w:r>
+        <w:t>while(</w:t>
+      </w:r>
+      <w:proofErr w:type="gramEnd"/>
+      <w:r>
+        <w:t>1)</w:t>
+      </w:r>
+    </w:p>
+    <w:p>
+      <w:pPr>
+        <w:spacing w:after="0"/>
+      </w:pPr>
+      <w:r>
+        <w:t xml:space="preserve">    {</w:t>
+      </w:r>
+    </w:p>
+    <w:p>
+      <w:pPr>
+        <w:spacing w:after="0"/>
+      </w:pPr>
+      <w:r>
+        <w:t xml:space="preserve">        PORTD = 0x80; PORTC = </w:t>
+      </w:r>
+      <w:proofErr w:type="gramStart"/>
+      <w:r>
+        <w:t>Y[</w:t>
+      </w:r>
+      <w:proofErr w:type="gramEnd"/>
+      <w:r>
+        <w:t xml:space="preserve">0]; </w:t>
+      </w:r>
+      <w:proofErr w:type="spellStart"/>
+      <w:r>
+        <w:t>MSDelay</w:t>
+      </w:r>
+      <w:proofErr w:type="spellEnd"/>
+      <w:r>
+        <w:t>(10);</w:t>
+      </w:r>
+    </w:p>
+    <w:p>
+      <w:pPr>
+        <w:spacing w:after="0"/>
+      </w:pPr>
+      <w:r>
+        <w:t xml:space="preserve">        PORTD = 0x40; PORTC = </w:t>
+      </w:r>
+      <w:proofErr w:type="gramStart"/>
+      <w:r>
+        <w:t>Y[</w:t>
+      </w:r>
+      <w:proofErr w:type="gramEnd"/>
+      <w:r>
+        <w:t xml:space="preserve">1]; </w:t>
+      </w:r>
+      <w:proofErr w:type="spellStart"/>
+      <w:r>
+        <w:t>MSDelay</w:t>
+      </w:r>
+      <w:proofErr w:type="spellEnd"/>
+      <w:r>
+        <w:t>(10);</w:t>
+      </w:r>
+    </w:p>
+    <w:p>
+      <w:pPr>
+        <w:spacing w:after="0"/>
+      </w:pPr>
+      <w:r>
+        <w:t xml:space="preserve">        PORTD = 0x20; PORTC = </w:t>
+      </w:r>
+      <w:proofErr w:type="gramStart"/>
+      <w:r>
+        <w:t>Y[</w:t>
+      </w:r>
+      <w:proofErr w:type="gramEnd"/>
+      <w:r>
+        <w:t xml:space="preserve">2]; </w:t>
+      </w:r>
+      <w:proofErr w:type="spellStart"/>
+      <w:r>
+        <w:t>MSDelay</w:t>
+      </w:r>
+      <w:proofErr w:type="spellEnd"/>
+      <w:r>
+        <w:t>(10);</w:t>
+      </w:r>
+    </w:p>
+    <w:p>
+      <w:pPr>
+        <w:spacing w:after="0"/>
+      </w:pPr>
+      <w:r>
+        <w:t xml:space="preserve">        PORTD = 0x10; PORTC = </w:t>
+      </w:r>
+      <w:proofErr w:type="gramStart"/>
+      <w:r>
+        <w:t>Y[</w:t>
+      </w:r>
+      <w:proofErr w:type="gramEnd"/>
+      <w:r>
+        <w:t xml:space="preserve">3]; </w:t>
+      </w:r>
+      <w:proofErr w:type="spellStart"/>
+      <w:r>
+        <w:t>MSDelay</w:t>
+      </w:r>
+      <w:proofErr w:type="spellEnd"/>
+      <w:r>
+        <w:t>(10);</w:t>
+      </w:r>
+    </w:p>
+    <w:p>
+      <w:pPr>
+        <w:spacing w:after="0"/>
+      </w:pPr>
+      <w:r>
+        <w:t xml:space="preserve">        PORTD = 0x08; PORTC = </w:t>
+      </w:r>
+      <w:proofErr w:type="gramStart"/>
+      <w:r>
+        <w:t>Y[</w:t>
+      </w:r>
+      <w:proofErr w:type="gramEnd"/>
+      <w:r>
+        <w:t xml:space="preserve">4]; </w:t>
+      </w:r>
+      <w:proofErr w:type="spellStart"/>
+      <w:r>
+        <w:t>MSDelay</w:t>
+      </w:r>
+      <w:proofErr w:type="spellEnd"/>
+      <w:r>
+        <w:t>(10);</w:t>
+      </w:r>
+    </w:p>
+    <w:p>
+      <w:pPr>
+        <w:spacing w:after="0"/>
+      </w:pPr>
+      <w:r>
+        <w:t xml:space="preserve">        PORTD = 0x04; PORTC = </w:t>
+      </w:r>
+      <w:proofErr w:type="gramStart"/>
+      <w:r>
+        <w:t>Y[</w:t>
+      </w:r>
+      <w:proofErr w:type="gramEnd"/>
+      <w:r>
+        <w:t xml:space="preserve">5]; </w:t>
+      </w:r>
+      <w:proofErr w:type="spellStart"/>
+      <w:r>
+        <w:t>MSDelay</w:t>
+      </w:r>
+      <w:proofErr w:type="spellEnd"/>
+      <w:r>
+        <w:t>(10);</w:t>
+      </w:r>
+    </w:p>
+    <w:p>
+      <w:pPr>
+        <w:spacing w:after="0"/>
+      </w:pPr>
+      <w:r>
+        <w:t xml:space="preserve">        PORTD = 0x02; PORTC = </w:t>
+      </w:r>
+      <w:proofErr w:type="gramStart"/>
+      <w:r>
+        <w:t>Y[</w:t>
+      </w:r>
+      <w:proofErr w:type="gramEnd"/>
+      <w:r>
+        <w:t xml:space="preserve">6]; </w:t>
+      </w:r>
+      <w:proofErr w:type="spellStart"/>
+      <w:r>
+        <w:t>MSDelay</w:t>
+      </w:r>
+      <w:proofErr w:type="spellEnd"/>
+      <w:r>
+        <w:t>(10);</w:t>
+      </w:r>
+    </w:p>
+    <w:p>
+      <w:pPr>
+        <w:spacing w:after="0"/>
+      </w:pPr>
+      <w:r>
+        <w:t xml:space="preserve">        PORTD = 0x01; PORTC = </w:t>
+      </w:r>
+      <w:proofErr w:type="gramStart"/>
+      <w:r>
+        <w:t>Y[</w:t>
+      </w:r>
+      <w:proofErr w:type="gramEnd"/>
+      <w:r>
+        <w:t xml:space="preserve">7]; </w:t>
+      </w:r>
+      <w:proofErr w:type="spellStart"/>
+      <w:r>
+        <w:t>MSDelay</w:t>
+      </w:r>
+      <w:proofErr w:type="spellEnd"/>
+      <w:r>
+        <w:t>(10);</w:t>
+      </w:r>
+    </w:p>
+    <w:p>
+      <w:pPr>
+        <w:spacing w:after="0"/>
+      </w:pPr>
+      <w:r>
+        <w:t xml:space="preserve">    }</w:t>
+      </w:r>
+    </w:p>
+    <w:p>
+      <w:pPr>
+        <w:spacing w:after="0"/>
+      </w:pPr>
+      <w:r>
+        <w:t>}</w:t>
+      </w:r>
+    </w:p>
+    <w:p>
+      <w:pPr>
+        <w:spacing w:after="0"/>
+      </w:pPr>
+    </w:p>
+    <w:p>
+      <w:pPr>
+        <w:spacing w:after="0"/>
+      </w:pPr>
+    </w:p>
+    <w:p>
+      <w:pPr>
+        <w:pBdr>
+          <w:bottom w:val="single" w:sz="6" w:space="1" w:color="auto"/>
+        </w:pBdr>
+        <w:spacing w:after="0"/>
+      </w:pPr>
+    </w:p>
+    <w:p>
+      <w:pPr>
+        <w:spacing w:after="0"/>
+      </w:pPr>
+      <w:r>
+        <w:t xml:space="preserve">void </w:t>
+      </w:r>
+      <w:proofErr w:type="spellStart"/>
+      <w:proofErr w:type="gramStart"/>
+      <w:r>
+        <w:t>MSDelay</w:t>
+      </w:r>
+      <w:proofErr w:type="spellEnd"/>
+      <w:r>
+        <w:t>(</w:t>
+      </w:r>
+      <w:proofErr w:type="gramEnd"/>
+      <w:r>
+        <w:t>unsigned char Time){</w:t>
+      </w:r>
+    </w:p>
+    <w:p>
+      <w:pPr>
+        <w:spacing w:after="0"/>
+      </w:pPr>
+      <w:r>
+        <w:t xml:space="preserve">    unsigned char </w:t>
+      </w:r>
+      <w:proofErr w:type="spellStart"/>
+      <w:proofErr w:type="gramStart"/>
+      <w:r>
+        <w:t>y,z</w:t>
+      </w:r>
+      <w:proofErr w:type="spellEnd"/>
+      <w:proofErr w:type="gramEnd"/>
+      <w:r>
+        <w:t>;</w:t>
+      </w:r>
+    </w:p>
+    <w:p>
+      <w:pPr>
+        <w:spacing w:after="0"/>
+      </w:pPr>
+      <w:r>
+        <w:t xml:space="preserve">    for(y=</w:t>
+      </w:r>
+      <w:proofErr w:type="gramStart"/>
+      <w:r>
+        <w:t>0;y</w:t>
+      </w:r>
+      <w:proofErr w:type="gramEnd"/>
+      <w:r>
+        <w:t>&lt;</w:t>
+      </w:r>
+      <w:proofErr w:type="spellStart"/>
+      <w:r>
+        <w:t>Time;y</w:t>
+      </w:r>
+      <w:proofErr w:type="spellEnd"/>
+      <w:r>
+        <w:t>++) {</w:t>
+      </w:r>
+    </w:p>
+    <w:p>
+      <w:pPr>
+        <w:spacing w:after="0"/>
+      </w:pPr>
+      <w:r>
+        <w:t xml:space="preserve">        for(z=</w:t>
+      </w:r>
+      <w:proofErr w:type="gramStart"/>
+      <w:r>
+        <w:t>0;z</w:t>
+      </w:r>
+      <w:proofErr w:type="gramEnd"/>
+      <w:r>
+        <w:t>&lt;20;z++);</w:t>
+      </w:r>
+    </w:p>
+    <w:p>
+      <w:pPr>
+        <w:spacing w:after="0"/>
+      </w:pPr>
+      <w:r>
+        <w:t xml:space="preserve">    }</w:t>
+      </w:r>
+    </w:p>
+    <w:p>
+      <w:pPr>
+        <w:spacing w:after="0"/>
+      </w:pPr>
+      <w:r>
+        <w:t>}</w:t>
+      </w:r>
+    </w:p>
+    <w:p>
+      <w:pPr>
+        <w:spacing w:after="0"/>
+      </w:pPr>
+    </w:p>
+    <w:p>
+      <w:pPr>
+        <w:spacing w:after="0"/>
+      </w:pPr>
+      <w:r>
+        <w:t xml:space="preserve">void </w:t>
+      </w:r>
+      <w:proofErr w:type="gramStart"/>
+      <w:r>
+        <w:t>main(</w:t>
+      </w:r>
+      <w:proofErr w:type="gramEnd"/>
+      <w:r>
+        <w:t>) {</w:t>
+      </w:r>
+    </w:p>
+    <w:p>
+      <w:pPr>
+        <w:spacing w:after="0"/>
+      </w:pPr>
+      <w:r>
+        <w:t xml:space="preserve">    TRISC=0x00;</w:t>
+      </w:r>
+    </w:p>
+    <w:p>
+      <w:pPr>
+        <w:spacing w:after="0"/>
+      </w:pPr>
+      <w:r>
+        <w:t xml:space="preserve">    TRISD=0x00;</w:t>
+      </w:r>
+    </w:p>
+    <w:p>
+      <w:pPr>
+        <w:spacing w:after="0"/>
+      </w:pPr>
+    </w:p>
+    <w:p>
+      <w:pPr>
+        <w:spacing w:after="0"/>
+      </w:pPr>
+      <w:r>
+        <w:t xml:space="preserve">    </w:t>
+      </w:r>
+      <w:proofErr w:type="gramStart"/>
+      <w:r>
+        <w:t>while(</w:t>
+      </w:r>
+      <w:proofErr w:type="gramEnd"/>
+      <w:r>
+        <w:t>1) {</w:t>
+      </w:r>
+    </w:p>
+    <w:p>
+      <w:pPr>
+        <w:spacing w:after="0"/>
+      </w:pPr>
+    </w:p>
+    <w:p>
+      <w:pPr>
+        <w:spacing w:after="0"/>
+      </w:pPr>
+      <w:r>
+        <w:t xml:space="preserve">        PORTD = 0x80; PORTC = 0x00; </w:t>
+      </w:r>
+      <w:proofErr w:type="spellStart"/>
+      <w:proofErr w:type="gramStart"/>
+      <w:r>
+        <w:t>MSDelay</w:t>
+      </w:r>
+      <w:proofErr w:type="spellEnd"/>
+      <w:r>
+        <w:t>(</w:t>
+      </w:r>
+      <w:proofErr w:type="gramEnd"/>
+      <w:r>
+        <w:t>10);</w:t>
+      </w:r>
+    </w:p>
+    <w:p>
+      <w:pPr>
+        <w:spacing w:after="0"/>
+      </w:pPr>
+    </w:p>
+    <w:p>
+      <w:pPr>
+        <w:spacing w:after="0"/>
+      </w:pPr>
+    </w:p>
+    <w:p>
+      <w:pPr>
+        <w:spacing w:after="0"/>
+      </w:pPr>
+      <w:r>
+        <w:t xml:space="preserve">        PORTD = 0x40; PORTC = 0x40; </w:t>
+      </w:r>
+      <w:proofErr w:type="spellStart"/>
+      <w:proofErr w:type="gramStart"/>
+      <w:r>
+        <w:t>MSDelay</w:t>
+      </w:r>
+      <w:proofErr w:type="spellEnd"/>
+      <w:r>
+        <w:t>(</w:t>
+      </w:r>
+      <w:proofErr w:type="gramEnd"/>
+      <w:r>
+        <w:t>10);</w:t>
+      </w:r>
+    </w:p>
+    <w:p>
+      <w:pPr>
+        <w:spacing w:after="0"/>
+      </w:pPr>
+    </w:p>
+    <w:p>
+      <w:pPr>
+        <w:spacing w:after="0"/>
+      </w:pPr>
+    </w:p>
+    <w:p>
+      <w:pPr>
+        <w:spacing w:after="0"/>
+      </w:pPr>
+      <w:r>
+        <w:t xml:space="preserve">        PORTD = 0x20; PORTC = 0x20; </w:t>
+      </w:r>
+      <w:proofErr w:type="spellStart"/>
+      <w:proofErr w:type="gramStart"/>
+      <w:r>
+        <w:t>MSDelay</w:t>
+      </w:r>
+      <w:proofErr w:type="spellEnd"/>
+      <w:r>
+        <w:t>(</w:t>
+      </w:r>
+      <w:proofErr w:type="gramEnd"/>
+      <w:r>
+        <w:t>10);</w:t>
+      </w:r>
+    </w:p>
+    <w:p>
+      <w:pPr>
+        <w:spacing w:after="0"/>
+      </w:pPr>
+    </w:p>
+    <w:p>
+      <w:pPr>
+        <w:spacing w:after="0"/>
+      </w:pPr>
+    </w:p>
+    <w:p>
+      <w:pPr>
+        <w:spacing w:after="0"/>
+      </w:pPr>
+      <w:r>
+        <w:t xml:space="preserve">        PORTD = 0x10; PORTC = 0x1E; </w:t>
+      </w:r>
+      <w:proofErr w:type="spellStart"/>
+      <w:proofErr w:type="gramStart"/>
+      <w:r>
+        <w:t>MSDelay</w:t>
+      </w:r>
+      <w:proofErr w:type="spellEnd"/>
+      <w:r>
+        <w:t>(</w:t>
+      </w:r>
+      <w:proofErr w:type="gramEnd"/>
+      <w:r>
+        <w:t>10);</w:t>
+      </w:r>
+    </w:p>
+    <w:p>
+      <w:pPr>
+        <w:spacing w:after="0"/>
+      </w:pPr>
+    </w:p>
+    <w:p>
+      <w:pPr>
+        <w:spacing w:after="0"/>
+      </w:pPr>
+    </w:p>
+    <w:p>
+      <w:pPr>
+        <w:spacing w:after="0"/>
+      </w:pPr>
+      <w:r>
+        <w:t xml:space="preserve">        PORTD = 0x08; PORTC = 0x20; </w:t>
+      </w:r>
+      <w:proofErr w:type="spellStart"/>
+      <w:proofErr w:type="gramStart"/>
+      <w:r>
+        <w:t>MSDelay</w:t>
+      </w:r>
+      <w:proofErr w:type="spellEnd"/>
+      <w:r>
+        <w:t>(</w:t>
+      </w:r>
+      <w:proofErr w:type="gramEnd"/>
+      <w:r>
+        <w:t>10);</w:t>
+      </w:r>
+    </w:p>
+    <w:p>
+      <w:pPr>
+        <w:spacing w:after="0"/>
+      </w:pPr>
+    </w:p>
+    <w:p>
+      <w:pPr>
+        <w:spacing w:after="0"/>
+      </w:pPr>
+    </w:p>
+    <w:p>
+      <w:pPr>
+        <w:spacing w:after="0"/>
+      </w:pPr>
+      <w:r>
+        <w:t xml:space="preserve">        PORTD = 0x04; PORTC = 0x40; </w:t>
+      </w:r>
+      <w:proofErr w:type="spellStart"/>
+      <w:proofErr w:type="gramStart"/>
+      <w:r>
+        <w:t>MSDelay</w:t>
+      </w:r>
+      <w:proofErr w:type="spellEnd"/>
+      <w:r>
+        <w:t>(</w:t>
+      </w:r>
+      <w:proofErr w:type="gramEnd"/>
+      <w:r>
+        <w:t>10);</w:t>
+      </w:r>
+    </w:p>
+    <w:p>
+      <w:pPr>
+        <w:spacing w:after="0"/>
+      </w:pPr>
+      <w:r>
+        <w:t xml:space="preserve">        PORTD = 0x02; PORTC = 0x00; </w:t>
+      </w:r>
+      <w:proofErr w:type="spellStart"/>
+      <w:proofErr w:type="gramStart"/>
+      <w:r>
+        <w:t>MSDelay</w:t>
+      </w:r>
+      <w:proofErr w:type="spellEnd"/>
+      <w:r>
+        <w:t>(</w:t>
+      </w:r>
+      <w:proofErr w:type="gramEnd"/>
+      <w:r>
+        <w:t>10);</w:t>
+      </w:r>
+    </w:p>
+    <w:p>
+      <w:pPr>
+        <w:spacing w:after="0"/>
+      </w:pPr>
+      <w:r>
+        <w:t xml:space="preserve">        PORTD = 0x01; PORTC = 0x00; </w:t>
+      </w:r>
+      <w:proofErr w:type="spellStart"/>
+      <w:proofErr w:type="gramStart"/>
+      <w:r>
+        <w:t>MSDelay</w:t>
+      </w:r>
+      <w:proofErr w:type="spellEnd"/>
+      <w:r>
+        <w:t>(</w:t>
+      </w:r>
+      <w:proofErr w:type="gramEnd"/>
+      <w:r>
+        <w:t>10);</w:t>
+      </w:r>
+    </w:p>
+    <w:p>
+      <w:pPr>
+        <w:spacing w:after="0"/>
+      </w:pPr>
+      <w:r>
+        <w:t xml:space="preserve">    }</w:t>
+      </w:r>
+    </w:p>
+    <w:p>
+      <w:pPr>
+        <w:spacing w:after="0"/>
+      </w:pPr>
+      <w:r>
+        <w:t>}</w:t>
+      </w:r>
+    </w:p>
+    <w:p>
+      <w:pPr>
+        <w:spacing w:after="0"/>
+      </w:pPr>
+    </w:p>
+    <w:p>
+      <w:pPr>
+        <w:spacing w:after="0"/>
+      </w:pPr>
+    </w:p>
+    <w:p>
+      <w:pPr>
+        <w:spacing w:after="0"/>
+      </w:pPr>
+    </w:p>
+    <w:p>
+      <w:pPr>
+        <w:spacing w:after="0"/>
+      </w:pPr>
+    </w:p>
+    <w:p>
+      <w:pPr>
+        <w:spacing w:after="0"/>
+      </w:pPr>
+      <w:r>
+        <w:rPr>
+          <w:noProof/>
+        </w:rPr>
+        <w:drawing>
+          <wp:inline distT="0" distB="0" distL="0" distR="0" wp14:anchorId="0F7D3A3A" wp14:editId="0502C695">
+            <wp:extent cx="5512083" cy="3854648"/>
+            <wp:effectExtent l="0" t="0" r="0" b="0"/>
+            <wp:docPr id="9" name="Picture 9"/>
+            <wp:cNvGraphicFramePr>
+              <a:graphicFrameLocks xmlns:a="http://schemas.openxmlformats.org/drawingml/2006/main" noChangeAspect="1"/>
+            </wp:cNvGraphicFramePr>
+            <a:graphic xmlns:a="http://schemas.openxmlformats.org/drawingml/2006/main">
+              <a:graphicData uri="http://schemas.openxmlformats.org/drawingml/2006/picture">
+                <pic:pic xmlns:pic="http://schemas.openxmlformats.org/drawingml/2006/picture">
+                  <pic:nvPicPr>
+                    <pic:cNvPr id="9" name="Picture 9"/>
+                    <pic:cNvPicPr/>
+                  </pic:nvPicPr>
+                  <pic:blipFill>
+                    <a:blip r:embed="rId18">
+                      <a:extLst>
+                        <a:ext uri="{28A0092B-C50C-407E-A947-70E740481C1C}">
+                          <a14:useLocalDpi xmlns:a14="http://schemas.microsoft.com/office/drawing/2010/main" val="0"/>
+                        </a:ext>
+                      </a:extLst>
+                    </a:blip>
+                    <a:stretch>
+                      <a:fillRect/>
+                    </a:stretch>
+                  </pic:blipFill>
+                  <pic:spPr>
+                    <a:xfrm>
+                      <a:off x="0" y="0"/>
+                      <a:ext cx="5512083" cy="3854648"/>
+                    </a:xfrm>
+                    <a:prstGeom prst="rect">
+                      <a:avLst/>
+                    </a:prstGeom>
+                  </pic:spPr>
+                </pic:pic>
+              </a:graphicData>
+            </a:graphic>
+          </wp:inline>
+        </w:drawing>
+      </w:r>
+    </w:p>
+    <w:p>
+      <w:pPr>
+        <w:spacing w:after="0"/>
+      </w:pPr>
+    </w:p>
+    <w:p>
+      <w:pPr>
+        <w:spacing w:after="0"/>
+        <w:rPr>
+          <w:b/>
+          <w:bCs/>
+          <w:color w:val="FF0000"/>
+          <w:sz w:val="28"/>
+          <w:szCs w:val="28"/>
+        </w:rPr>
+      </w:pPr>
+      <w:r>
+        <w:rPr>
+          <w:b/>
+          <w:bCs/>
+          <w:color w:val="FF0000"/>
+          <w:sz w:val="28"/>
+          <w:szCs w:val="28"/>
+        </w:rPr>
+        <w:t>4 Digit:</w:t>
+      </w:r>
+    </w:p>
+    <w:p>
+      <w:pPr>
+        <w:spacing w:after="0"/>
+        <w:rPr>
+          <w:b/>
+          <w:bCs/>
+          <w:color w:val="FF0000"/>
+          <w:sz w:val="28"/>
+          <w:szCs w:val="28"/>
+        </w:rPr>
+      </w:pPr>
+      <w:r>
+        <w:rPr>
+          <w:rFonts w:ascii="Times New Roman" w:hAnsi="Times New Roman" w:cs="Times New Roman"/>
+          <w:noProof/>
+          <w:sz w:val="28"/>
+          <w:szCs w:val="28"/>
+        </w:rPr>
+        <w:drawing>
+          <wp:inline distT="0" distB="0" distL="0" distR="0" wp14:anchorId="775C9F3F" wp14:editId="37563C8F">
+            <wp:extent cx="5715000" cy="2910644"/>
+            <wp:effectExtent l="0" t="0" r="0" b="4445"/>
+            <wp:docPr id="6" name="Picture 6"/>
+            <wp:cNvGraphicFramePr>
+              <a:graphicFrameLocks xmlns:a="http://schemas.openxmlformats.org/drawingml/2006/main" noChangeAspect="1"/>
+            </wp:cNvGraphicFramePr>
+            <a:graphic xmlns:a="http://schemas.openxmlformats.org/drawingml/2006/main">
+              <a:graphicData uri="http://schemas.openxmlformats.org/drawingml/2006/picture">
+                <pic:pic xmlns:pic="http://schemas.openxmlformats.org/drawingml/2006/picture">
+                  <pic:nvPicPr>
+                    <pic:cNvPr id="5" name="Picture 5"/>
+                    <pic:cNvPicPr/>
+                  </pic:nvPicPr>
+                  <pic:blipFill>
+                    <a:blip r:embed="rId19" cstate="print">
+                      <a:extLst>
+                        <a:ext uri="{28A0092B-C50C-407E-A947-70E740481C1C}">
+                          <a14:useLocalDpi xmlns:a14="http://schemas.microsoft.com/office/drawing/2010/main" val="0"/>
+                        </a:ext>
+                      </a:extLst>
+                    </a:blip>
+                    <a:stretch>
+                      <a:fillRect/>
+                    </a:stretch>
+                  </pic:blipFill>
+                  <pic:spPr>
+                    <a:xfrm>
+                      <a:off x="0" y="0"/>
+                      <a:ext cx="5721023" cy="2913711"/>
+                    </a:xfrm>
+                    <a:prstGeom prst="rect">
+                      <a:avLst/>
+                    </a:prstGeom>
+                  </pic:spPr>
+                </pic:pic>
+              </a:graphicData>
+            </a:graphic>
+          </wp:inline>
+        </w:drawing>
+      </w:r>
+    </w:p>
+    <w:p>
+      <w:pPr>
+        <w:spacing w:after="0"/>
+      </w:pPr>
+      <w:r>
+        <w:t xml:space="preserve">char </w:t>
+      </w:r>
+      <w:proofErr w:type="gramStart"/>
+      <w:r>
+        <w:t>array[</w:t>
+      </w:r>
+      <w:proofErr w:type="gramEnd"/>
+      <w:r>
+        <w:t>] = {</w:t>
+      </w:r>
+    </w:p>
+    <w:p>
+      <w:pPr>
+        <w:spacing w:after="0"/>
+      </w:pPr>
+      <w:r>
+        <w:t xml:space="preserve">  0xC0, 0xF9, 0xA4, 0xB0, 0x99,</w:t>
+      </w:r>
+    </w:p>
+    <w:p>
+      <w:pPr>
+        <w:spacing w:after="0"/>
+      </w:pPr>
+      <w:r>
+        <w:t xml:space="preserve">  0x92, 0x82, 0xF8, 0x80, 0x90</w:t>
+      </w:r>
+    </w:p>
+    <w:p>
+      <w:pPr>
+        <w:spacing w:after="0"/>
+      </w:pPr>
+      <w:r>
+        <w:t>};</w:t>
+      </w:r>
+    </w:p>
+    <w:p>
+      <w:pPr>
+        <w:spacing w:after="0"/>
+      </w:pPr>
+    </w:p>
+    <w:p>
+      <w:pPr>
+        <w:spacing w:after="0"/>
+      </w:pPr>
+      <w:r>
+        <w:t xml:space="preserve">void </w:t>
+      </w:r>
+      <w:proofErr w:type="gramStart"/>
+      <w:r>
+        <w:t>main(</w:t>
+      </w:r>
+      <w:proofErr w:type="gramEnd"/>
+      <w:r>
+        <w:t>)</w:t>
+      </w:r>
+    </w:p>
+    <w:p>
+      <w:pPr>
+        <w:spacing w:after="0"/>
+      </w:pPr>
+      <w:r>
+        <w:t>{</w:t>
+      </w:r>
+    </w:p>
+    <w:p>
+      <w:pPr>
+        <w:spacing w:after="0"/>
+      </w:pPr>
+      <w:r>
+        <w:t xml:space="preserve">  unsigned int </w:t>
+      </w:r>
+      <w:proofErr w:type="spellStart"/>
+      <w:r>
+        <w:t>i</w:t>
+      </w:r>
+      <w:proofErr w:type="spellEnd"/>
+      <w:r>
+        <w:t xml:space="preserve"> = </w:t>
+      </w:r>
+      <w:proofErr w:type="gramStart"/>
+      <w:r>
+        <w:t xml:space="preserve">7250;   </w:t>
+      </w:r>
+      <w:proofErr w:type="gramEnd"/>
+      <w:r>
+        <w:t>// start from 7250</w:t>
+      </w:r>
+    </w:p>
+    <w:p>
+      <w:pPr>
+        <w:spacing w:after="0"/>
+      </w:pPr>
+      <w:r>
+        <w:t xml:space="preserve">  int d1, d2, d3, d4;</w:t>
+      </w:r>
+    </w:p>
+    <w:p>
+      <w:pPr>
+        <w:spacing w:after="0"/>
+      </w:pPr>
+      <w:r>
+        <w:t xml:space="preserve">  int j;</w:t>
+      </w:r>
+    </w:p>
+    <w:p>
+      <w:pPr>
+        <w:spacing w:after="0"/>
+      </w:pPr>
+    </w:p>
+    <w:p>
+      <w:pPr>
+        <w:spacing w:after="0"/>
+      </w:pPr>
+      <w:r>
+        <w:t xml:space="preserve">  TRISB = 0x00;</w:t>
+      </w:r>
+    </w:p>
+    <w:p>
+      <w:pPr>
+        <w:spacing w:after="0"/>
+      </w:pPr>
+      <w:r>
+        <w:t xml:space="preserve">  TRISC = 0x00;</w:t>
+      </w:r>
+    </w:p>
+    <w:p>
+      <w:pPr>
+        <w:spacing w:after="0"/>
+      </w:pPr>
+      <w:r>
+        <w:t xml:space="preserve">  PORTB = 0x00;</w:t>
+      </w:r>
+    </w:p>
+    <w:p>
+      <w:pPr>
+        <w:spacing w:after="0"/>
+      </w:pPr>
+      <w:r>
+        <w:t xml:space="preserve">  PORTC = 0x00;</w:t>
+      </w:r>
+    </w:p>
+    <w:p>
+      <w:pPr>
+        <w:spacing w:after="0"/>
+      </w:pPr>
+    </w:p>
+    <w:p>
+      <w:pPr>
+        <w:spacing w:after="0"/>
+      </w:pPr>
+      <w:r>
+        <w:t xml:space="preserve">  </w:t>
+      </w:r>
+      <w:proofErr w:type="gramStart"/>
+      <w:r>
+        <w:t>while(</w:t>
+      </w:r>
+      <w:proofErr w:type="gramEnd"/>
+      <w:r>
+        <w:t>1)</w:t>
+      </w:r>
+    </w:p>
+    <w:p>
+      <w:pPr>
+        <w:spacing w:after="0"/>
+      </w:pPr>
+      <w:r>
+        <w:t xml:space="preserve">  {</w:t>
+      </w:r>
+    </w:p>
+    <w:p>
+      <w:pPr>
+        <w:spacing w:after="0"/>
+      </w:pPr>
+      <w:r>
+        <w:t xml:space="preserve">    d1 = </w:t>
+      </w:r>
+      <w:proofErr w:type="spellStart"/>
+      <w:r>
+        <w:t>i</w:t>
+      </w:r>
+      <w:proofErr w:type="spellEnd"/>
+      <w:r>
+        <w:t xml:space="preserve"> / 1000;</w:t>
+      </w:r>
+    </w:p>
+    <w:p>
+      <w:pPr>
+        <w:spacing w:after="0"/>
+      </w:pPr>
+      <w:r>
+        <w:t xml:space="preserve">    d2 = (</w:t>
+      </w:r>
+      <w:proofErr w:type="spellStart"/>
+      <w:r>
+        <w:t>i</w:t>
+      </w:r>
+      <w:proofErr w:type="spellEnd"/>
+      <w:r>
+        <w:t xml:space="preserve"> / 100) % 10;</w:t>
+      </w:r>
+    </w:p>
+    <w:p>
+      <w:pPr>
+        <w:spacing w:after="0"/>
+      </w:pPr>
+      <w:r>
+        <w:t xml:space="preserve">    d3 = (</w:t>
+      </w:r>
+      <w:proofErr w:type="spellStart"/>
+      <w:r>
+        <w:t>i</w:t>
+      </w:r>
+      <w:proofErr w:type="spellEnd"/>
+      <w:r>
+        <w:t xml:space="preserve"> / 10) % 10;</w:t>
+      </w:r>
+    </w:p>
+    <w:p>
+      <w:pPr>
+        <w:spacing w:after="0"/>
+      </w:pPr>
+      <w:r>
+        <w:t xml:space="preserve">    d4 = </w:t>
+      </w:r>
+      <w:proofErr w:type="spellStart"/>
+      <w:r>
+        <w:t>i</w:t>
+      </w:r>
+      <w:proofErr w:type="spellEnd"/>
+      <w:r>
+        <w:t xml:space="preserve"> % 10;</w:t>
+      </w:r>
+    </w:p>
+    <w:p>
+      <w:pPr>
+        <w:spacing w:after="0"/>
+      </w:pPr>
+    </w:p>
+    <w:p>
+      <w:pPr>
+        <w:spacing w:after="0"/>
+      </w:pPr>
+      <w:r>
+        <w:t xml:space="preserve">    </w:t>
+      </w:r>
+      <w:proofErr w:type="gramStart"/>
+      <w:r>
+        <w:t>for(</w:t>
+      </w:r>
+      <w:proofErr w:type="gramEnd"/>
+      <w:r>
+        <w:t xml:space="preserve">j = 0; j &lt; 30; </w:t>
+      </w:r>
+      <w:proofErr w:type="spellStart"/>
+      <w:r>
+        <w:t>j++</w:t>
+      </w:r>
+      <w:proofErr w:type="spellEnd"/>
+      <w:r>
+        <w:t>)</w:t>
+      </w:r>
+    </w:p>
+    <w:p>
+      <w:pPr>
+        <w:spacing w:after="0"/>
+      </w:pPr>
+      <w:r>
+        <w:t xml:space="preserve">    {</w:t>
+      </w:r>
+    </w:p>
+    <w:p>
+      <w:pPr>
+        <w:spacing w:after="0"/>
+      </w:pPr>
+      <w:r>
+        <w:t xml:space="preserve">      PORTC = 0x00;</w:t>
+      </w:r>
+    </w:p>
+    <w:p>
+      <w:pPr>
+        <w:spacing w:after="0"/>
+      </w:pPr>
+      <w:r>
+        <w:t xml:space="preserve">      PORTB = array[d1];</w:t>
+      </w:r>
+    </w:p>
+    <w:p>
+      <w:pPr>
+        <w:spacing w:after="0"/>
+      </w:pPr>
+      <w:r>
+        <w:t xml:space="preserve">      PORTC = 0x01;</w:t>
+      </w:r>
+    </w:p>
+    <w:p>
+      <w:pPr>
+        <w:spacing w:after="0"/>
+      </w:pPr>
+      <w:r>
+        <w:t xml:space="preserve">      </w:t>
+      </w:r>
+      <w:proofErr w:type="spellStart"/>
+      <w:r>
+        <w:t>delay_</w:t>
+      </w:r>
+      <w:proofErr w:type="gramStart"/>
+      <w:r>
+        <w:t>ms</w:t>
+      </w:r>
+      <w:proofErr w:type="spellEnd"/>
+      <w:r>
+        <w:t>(</w:t>
+      </w:r>
+      <w:proofErr w:type="gramEnd"/>
+      <w:r>
+        <w:t>3);</w:t>
+      </w:r>
+    </w:p>
+    <w:p>
+      <w:pPr>
+        <w:spacing w:after="0"/>
+      </w:pPr>
+    </w:p>
+    <w:p>
+      <w:pPr>
+        <w:spacing w:after="0"/>
+      </w:pPr>
+      <w:r>
+        <w:t xml:space="preserve">      PORTC = 0x00;</w:t>
+      </w:r>
+    </w:p>
+    <w:p>
+      <w:pPr>
+        <w:spacing w:after="0"/>
+      </w:pPr>
+      <w:r>
+        <w:t xml:space="preserve">      PORTB = array[d2];</w:t>
+      </w:r>
+    </w:p>
+    <w:p>
+      <w:pPr>
+        <w:spacing w:after="0"/>
+      </w:pPr>
+      <w:r>
+        <w:t xml:space="preserve">      PORTC = 0x02;</w:t>
+      </w:r>
+    </w:p>
+    <w:p>
+      <w:pPr>
+        <w:spacing w:after="0"/>
+      </w:pPr>
+      <w:r>
+        <w:t xml:space="preserve">      </w:t>
+      </w:r>
+      <w:proofErr w:type="spellStart"/>
+      <w:r>
+        <w:t>delay_</w:t>
+      </w:r>
+      <w:proofErr w:type="gramStart"/>
+      <w:r>
+        <w:t>ms</w:t>
+      </w:r>
+      <w:proofErr w:type="spellEnd"/>
+      <w:r>
+        <w:t>(</w:t>
+      </w:r>
+      <w:proofErr w:type="gramEnd"/>
+      <w:r>
+        <w:t>3);</w:t>
+      </w:r>
+    </w:p>
+    <w:p>
+      <w:pPr>
+        <w:spacing w:after="0"/>
+      </w:pPr>
+    </w:p>
+    <w:p>
+      <w:pPr>
+        <w:spacing w:after="0"/>
+      </w:pPr>
+      <w:r>
+        <w:t xml:space="preserve">      PORTC = 0x00;</w:t>
+      </w:r>
+    </w:p>
+    <w:p>
+      <w:pPr>
+        <w:spacing w:after="0"/>
+      </w:pPr>
+      <w:r>
+        <w:t xml:space="preserve">      PORTB = array[d3];</w:t>
+      </w:r>
+    </w:p>
+    <w:p>
+      <w:pPr>
+        <w:spacing w:after="0"/>
+      </w:pPr>
+      <w:r>
+        <w:t xml:space="preserve">      PORTC = 0x04;</w:t>
+      </w:r>
+    </w:p>
+    <w:p>
+      <w:pPr>
+        <w:spacing w:after="0"/>
+      </w:pPr>
+      <w:r>
+        <w:t xml:space="preserve">      </w:t>
+      </w:r>
+      <w:proofErr w:type="spellStart"/>
+      <w:r>
+        <w:t>delay_</w:t>
+      </w:r>
+      <w:proofErr w:type="gramStart"/>
+      <w:r>
+        <w:t>ms</w:t>
+      </w:r>
+      <w:proofErr w:type="spellEnd"/>
+      <w:r>
+        <w:t>(</w:t>
+      </w:r>
+      <w:proofErr w:type="gramEnd"/>
+      <w:r>
+        <w:t>3);</w:t>
+      </w:r>
+    </w:p>
+    <w:p>
+      <w:pPr>
+        <w:spacing w:after="0"/>
+      </w:pPr>
+    </w:p>
+    <w:p>
+      <w:pPr>
+        <w:spacing w:after="0"/>
+      </w:pPr>
+      <w:r>
+        <w:t xml:space="preserve">      PORTC = 0x00;</w:t>
+      </w:r>
+    </w:p>
+    <w:p>
+      <w:pPr>
+        <w:spacing w:after="0"/>
+      </w:pPr>
+      <w:r>
+        <w:t xml:space="preserve">      PORTB = array[d4];</w:t>
+      </w:r>
+    </w:p>
+    <w:p>
+      <w:pPr>
+        <w:spacing w:after="0"/>
+      </w:pPr>
+      <w:r>
+        <w:t xml:space="preserve">      PORTC = 0x08;</w:t>
+      </w:r>
+    </w:p>
+    <w:p>
+      <w:pPr>
+        <w:spacing w:after="0"/>
+      </w:pPr>
+      <w:r>
+        <w:t xml:space="preserve">      </w:t>
+      </w:r>
+      <w:proofErr w:type="spellStart"/>
+      <w:r>
+        <w:t>delay_</w:t>
+      </w:r>
+      <w:proofErr w:type="gramStart"/>
+      <w:r>
+        <w:t>ms</w:t>
+      </w:r>
+      <w:proofErr w:type="spellEnd"/>
+      <w:r>
+        <w:t>(</w:t>
+      </w:r>
+      <w:proofErr w:type="gramEnd"/>
+      <w:r>
+        <w:t>3);</w:t>
+      </w:r>
+    </w:p>
+    <w:p>
+      <w:pPr>
+        <w:spacing w:after="0"/>
+      </w:pPr>
+      <w:r>
+        <w:t xml:space="preserve">    }</w:t>
+      </w:r>
+    </w:p>
+    <w:p>
+      <w:pPr>
+        <w:spacing w:after="0"/>
+      </w:pPr>
+    </w:p>
+    <w:p>
+      <w:pPr>
+        <w:spacing w:after="0"/>
+      </w:pPr>
+      <w:r>
+        <w:t xml:space="preserve">    </w:t>
+      </w:r>
+      <w:proofErr w:type="spellStart"/>
+      <w:r>
+        <w:t>i</w:t>
+      </w:r>
+      <w:proofErr w:type="spellEnd"/>
+      <w:r>
+        <w:t>++;</w:t>
+      </w:r>
+    </w:p>
+    <w:p>
+      <w:pPr>
+        <w:spacing w:after="0"/>
+      </w:pPr>
+    </w:p>
+    <w:p>
+      <w:pPr>
+        <w:spacing w:after="0"/>
+      </w:pPr>
+      <w:r>
+        <w:t xml:space="preserve">    </w:t>
+      </w:r>
+      <w:proofErr w:type="gramStart"/>
+      <w:r>
+        <w:t>if(</w:t>
+      </w:r>
+      <w:proofErr w:type="spellStart"/>
+      <w:proofErr w:type="gramEnd"/>
+      <w:r>
+        <w:t>i</w:t>
+      </w:r>
+      <w:proofErr w:type="spellEnd"/>
+      <w:r>
+        <w:t xml:space="preserve"> &gt; 7300)   // stop at 7300 then restart</w:t>
+      </w:r>
+    </w:p>
+    <w:p>
+      <w:pPr>
+        <w:spacing w:after="0"/>
+      </w:pPr>
+      <w:r>
+        <w:t xml:space="preserve">      </w:t>
+      </w:r>
+      <w:proofErr w:type="spellStart"/>
+      <w:r>
+        <w:t>i</w:t>
+      </w:r>
+      <w:proofErr w:type="spellEnd"/>
+      <w:r>
+        <w:t xml:space="preserve"> = 7250;</w:t>
+      </w:r>
+    </w:p>
+    <w:p>
+      <w:pPr>
+        <w:spacing w:after="0"/>
+      </w:pPr>
+      <w:r>
+        <w:t xml:space="preserve">  }</w:t>
+      </w:r>
+    </w:p>
+    <w:p>
+      <w:pPr>
+        <w:spacing w:after="0"/>
+      </w:pPr>
+      <w:r>
+        <w:t>}</w:t>
+      </w:r>
+    </w:p>
+    <w:p>
+      <w:pPr>
+        <w:spacing w:after="0"/>
+      </w:pPr>
+    </w:p>
+    <w:p>
+      <w:pPr>
+        <w:pBdr>
+          <w:bottom w:val="single" w:sz="6" w:space="1" w:color="auto"/>
+        </w:pBdr>
+        <w:spacing w:after="0"/>
+      </w:pPr>
+    </w:p>
+    <w:p>
+      <w:pPr>
+        <w:spacing w:after="0"/>
+      </w:pPr>
+      <w:proofErr w:type="spellStart"/>
+      <w:r>
+        <w:t>sbit</w:t>
+      </w:r>
+      <w:proofErr w:type="spellEnd"/>
+      <w:r>
+        <w:t xml:space="preserve"> LCD_RS at RB0_bit;</w:t>
+      </w:r>
+    </w:p>
+    <w:p>
+      <w:pPr>
+        <w:spacing w:after="0"/>
+      </w:pPr>
+      <w:proofErr w:type="spellStart"/>
+      <w:r>
+        <w:t>sbit</w:t>
+      </w:r>
+      <w:proofErr w:type="spellEnd"/>
+      <w:r>
+        <w:t xml:space="preserve"> LCD_EN at RB1_bit;</w:t>
+      </w:r>
+    </w:p>
+    <w:p>
+      <w:pPr>
+        <w:spacing w:after="0"/>
+      </w:pPr>
+      <w:proofErr w:type="spellStart"/>
+      <w:r>
+        <w:t>sbit</w:t>
+      </w:r>
+      <w:proofErr w:type="spellEnd"/>
+      <w:r>
+        <w:t xml:space="preserve"> LCD_D4 at RB2_bit;</w:t>
+      </w:r>
+    </w:p>
+    <w:p>
+      <w:pPr>
+        <w:spacing w:after="0"/>
+      </w:pPr>
+      <w:proofErr w:type="spellStart"/>
+      <w:r>
+        <w:t>sbit</w:t>
+      </w:r>
+      <w:proofErr w:type="spellEnd"/>
+      <w:r>
+        <w:t xml:space="preserve"> LCD_D5 at RB3_bit;</w:t>
+      </w:r>
+    </w:p>
+    <w:p>
+      <w:pPr>
+        <w:spacing w:after="0"/>
+      </w:pPr>
+      <w:proofErr w:type="spellStart"/>
+      <w:r>
+        <w:t>sbit</w:t>
+      </w:r>
+      <w:proofErr w:type="spellEnd"/>
+      <w:r>
+        <w:t xml:space="preserve"> LCD_D6 at RB4_bit;</w:t>
+      </w:r>
+    </w:p>
+    <w:p>
+      <w:pPr>
+        <w:spacing w:after="0"/>
+      </w:pPr>
+      <w:proofErr w:type="spellStart"/>
+      <w:r>
+        <w:t>sbit</w:t>
+      </w:r>
+      <w:proofErr w:type="spellEnd"/>
+      <w:r>
+        <w:t xml:space="preserve"> LCD_D7 at RB5_bit;</w:t>
+      </w:r>
+    </w:p>
+    <w:p>
+      <w:pPr>
+        <w:spacing w:after="0"/>
+      </w:pPr>
+    </w:p>
+    <w:p>
+      <w:pPr>
+        <w:spacing w:after="0"/>
+      </w:pPr>
+      <w:proofErr w:type="spellStart"/>
+      <w:r>
+        <w:t>sbit</w:t>
+      </w:r>
+      <w:proofErr w:type="spellEnd"/>
+      <w:r>
+        <w:t xml:space="preserve"> </w:t>
+      </w:r>
+      <w:proofErr w:type="spellStart"/>
+      <w:r>
+        <w:t>LCD_RS_Direction</w:t>
+      </w:r>
+      <w:proofErr w:type="spellEnd"/>
+      <w:r>
+        <w:t xml:space="preserve"> at TRISB0_bit;</w:t>
+      </w:r>
+    </w:p>
+    <w:p>
+      <w:pPr>
+        <w:spacing w:after="0"/>
+      </w:pPr>
+      <w:proofErr w:type="spellStart"/>
+      <w:r>
+        <w:t>sbit</w:t>
+      </w:r>
+      <w:proofErr w:type="spellEnd"/>
+      <w:r>
+        <w:t xml:space="preserve"> </w:t>
+      </w:r>
+      <w:proofErr w:type="spellStart"/>
+      <w:r>
+        <w:t>LCD_EN_Direction</w:t>
+      </w:r>
+      <w:proofErr w:type="spellEnd"/>
+      <w:r>
+        <w:t xml:space="preserve"> at TRISB1_bit;</w:t>
+      </w:r>
+    </w:p>
+    <w:p>
+      <w:pPr>
+        <w:spacing w:after="0"/>
+      </w:pPr>
+      <w:proofErr w:type="spellStart"/>
+      <w:r>
+        <w:t>sbit</w:t>
+      </w:r>
+      <w:proofErr w:type="spellEnd"/>
+      <w:r>
+        <w:t xml:space="preserve"> LCD_D4_Direction at TRISB2_bit;</w:t>
+      </w:r>
+    </w:p>
+    <w:p>
+      <w:pPr>
+        <w:spacing w:after="0"/>
+      </w:pPr>
+      <w:proofErr w:type="spellStart"/>
+      <w:r>
+        <w:t>sbit</w:t>
+      </w:r>
+      <w:proofErr w:type="spellEnd"/>
+      <w:r>
+        <w:t xml:space="preserve"> LCD_D5_Direction at TRISB3_bit;</w:t>
+      </w:r>
+    </w:p>
+    <w:p>
+      <w:pPr>
+        <w:spacing w:after="0"/>
+      </w:pPr>
+      <w:proofErr w:type="spellStart"/>
+      <w:r>
+        <w:t>sbit</w:t>
+      </w:r>
+      <w:proofErr w:type="spellEnd"/>
+      <w:r>
+        <w:t xml:space="preserve"> LCD_D6_Direction at TRISB4_bit;</w:t>
+      </w:r>
+    </w:p>
+    <w:p>
+      <w:pPr>
+        <w:spacing w:after="0"/>
+      </w:pPr>
+      <w:proofErr w:type="spellStart"/>
+      <w:r>
+        <w:t>sbit</w:t>
+      </w:r>
+      <w:proofErr w:type="spellEnd"/>
+      <w:r>
+        <w:t xml:space="preserve"> LCD_D7_Direction at TRISB5_bit;</w:t>
+      </w:r>
+    </w:p>
+    <w:p>
+      <w:pPr>
+        <w:spacing w:after="0"/>
+      </w:pPr>
+    </w:p>
+    <w:p>
+      <w:pPr>
+        <w:spacing w:after="0"/>
+      </w:pPr>
+      <w:r>
+        <w:t xml:space="preserve">char </w:t>
+      </w:r>
+      <w:proofErr w:type="gramStart"/>
+      <w:r>
+        <w:t>display[</w:t>
+      </w:r>
+      <w:proofErr w:type="gramEnd"/>
+      <w:r>
+        <w:t>16] = "";</w:t>
+      </w:r>
+    </w:p>
+    <w:p>
+      <w:pPr>
+        <w:spacing w:after="0"/>
+      </w:pPr>
+      <w:r>
+        <w:t xml:space="preserve">void </w:t>
+      </w:r>
+      <w:proofErr w:type="gramStart"/>
+      <w:r>
+        <w:t>main(</w:t>
+      </w:r>
+      <w:proofErr w:type="gramEnd"/>
+      <w:r>
+        <w:t>) {</w:t>
+      </w:r>
+    </w:p>
+    <w:p>
+      <w:pPr>
+        <w:spacing w:after="0"/>
+      </w:pPr>
+      <w:r>
+        <w:t xml:space="preserve">             unsigned int result;</w:t>
+      </w:r>
+    </w:p>
+    <w:p>
+      <w:pPr>
+        <w:spacing w:after="0"/>
+      </w:pPr>
+      <w:r>
+        <w:t xml:space="preserve">             unsigned short duty;</w:t>
+      </w:r>
+    </w:p>
+    <w:p>
+      <w:pPr>
+        <w:spacing w:after="0"/>
+      </w:pPr>
+      <w:r>
+        <w:t xml:space="preserve">             float volt, temp;</w:t>
+      </w:r>
+    </w:p>
+    <w:p>
+      <w:pPr>
+        <w:spacing w:after="0"/>
+      </w:pPr>
+      <w:r>
+        <w:t xml:space="preserve">             </w:t>
+      </w:r>
+      <w:proofErr w:type="spellStart"/>
+      <w:r>
+        <w:t>trisb</w:t>
+      </w:r>
+      <w:proofErr w:type="spellEnd"/>
+      <w:r>
+        <w:t xml:space="preserve"> = 0;</w:t>
+      </w:r>
+    </w:p>
+    <w:p>
+      <w:pPr>
+        <w:spacing w:after="0"/>
+      </w:pPr>
+      <w:r>
+        <w:t xml:space="preserve">             </w:t>
+      </w:r>
+      <w:proofErr w:type="spellStart"/>
+      <w:r>
+        <w:t>trisa</w:t>
+      </w:r>
+      <w:proofErr w:type="spellEnd"/>
+      <w:r>
+        <w:t xml:space="preserve"> = 1;</w:t>
+      </w:r>
+    </w:p>
+    <w:p>
+      <w:pPr>
+        <w:spacing w:after="0"/>
+      </w:pPr>
+      <w:r>
+        <w:t xml:space="preserve">             </w:t>
+      </w:r>
+      <w:proofErr w:type="gramStart"/>
+      <w:r>
+        <w:t>trisc.f</w:t>
+      </w:r>
+      <w:proofErr w:type="gramEnd"/>
+      <w:r>
+        <w:t>2 = 0;</w:t>
+      </w:r>
+    </w:p>
+    <w:p>
+      <w:pPr>
+        <w:spacing w:after="0"/>
+      </w:pPr>
+      <w:r>
+        <w:t xml:space="preserve">             </w:t>
+      </w:r>
+      <w:proofErr w:type="spellStart"/>
+      <w:r>
+        <w:t>lcd_</w:t>
+      </w:r>
+      <w:proofErr w:type="gramStart"/>
+      <w:r>
+        <w:t>init</w:t>
+      </w:r>
+      <w:proofErr w:type="spellEnd"/>
+      <w:r>
+        <w:t>(</w:t>
+      </w:r>
+      <w:proofErr w:type="gramEnd"/>
+      <w:r>
+        <w:t>);</w:t>
+      </w:r>
+    </w:p>
+    <w:p>
+      <w:pPr>
+        <w:spacing w:after="0"/>
+      </w:pPr>
+      <w:r>
+        <w:t xml:space="preserve">             </w:t>
+      </w:r>
+      <w:proofErr w:type="spellStart"/>
+      <w:r>
+        <w:t>lcd_cmd</w:t>
+      </w:r>
+      <w:proofErr w:type="spellEnd"/>
+      <w:r>
+        <w:t>(_</w:t>
+      </w:r>
+      <w:proofErr w:type="spellStart"/>
+      <w:r>
+        <w:t>lcd_clear</w:t>
+      </w:r>
+      <w:proofErr w:type="spellEnd"/>
+      <w:r>
+        <w:t>);</w:t>
+      </w:r>
+    </w:p>
+    <w:p>
+      <w:pPr>
+        <w:spacing w:after="0"/>
+      </w:pPr>
+      <w:r>
+        <w:t xml:space="preserve">             </w:t>
+      </w:r>
+      <w:proofErr w:type="spellStart"/>
+      <w:r>
+        <w:t>lcd_cmd</w:t>
+      </w:r>
+      <w:proofErr w:type="spellEnd"/>
+      <w:r>
+        <w:t>(_</w:t>
+      </w:r>
+      <w:proofErr w:type="spellStart"/>
+      <w:r>
+        <w:t>lcd_cursor_off</w:t>
+      </w:r>
+      <w:proofErr w:type="spellEnd"/>
+      <w:r>
+        <w:t>);</w:t>
+      </w:r>
+    </w:p>
+    <w:p>
+      <w:pPr>
+        <w:spacing w:after="0"/>
+      </w:pPr>
+    </w:p>
+    <w:p>
+      <w:pPr>
+        <w:spacing w:after="0"/>
+      </w:pPr>
+      <w:r>
+        <w:t xml:space="preserve">             //run the motor</w:t>
+      </w:r>
+    </w:p>
+    <w:p>
+      <w:pPr>
+        <w:spacing w:after="0"/>
+      </w:pPr>
+      <w:r>
+        <w:t xml:space="preserve">             duty = 0;</w:t>
+      </w:r>
+    </w:p>
+    <w:p>
+      <w:pPr>
+        <w:spacing w:after="0"/>
+      </w:pPr>
+      <w:r>
+        <w:t xml:space="preserve">             </w:t>
+      </w:r>
+      <w:proofErr w:type="gramStart"/>
+      <w:r>
+        <w:t>portb.f</w:t>
+      </w:r>
+      <w:proofErr w:type="gramEnd"/>
+      <w:r>
+        <w:t>6 = 1;</w:t>
+      </w:r>
+    </w:p>
+    <w:p>
+      <w:pPr>
+        <w:spacing w:after="0"/>
+      </w:pPr>
+      <w:r>
+        <w:t xml:space="preserve">             </w:t>
+      </w:r>
+      <w:proofErr w:type="gramStart"/>
+      <w:r>
+        <w:t>portb.f</w:t>
+      </w:r>
+      <w:proofErr w:type="gramEnd"/>
+      <w:r>
+        <w:t>7 = 0;</w:t>
+      </w:r>
+    </w:p>
+    <w:p>
+      <w:pPr>
+        <w:spacing w:after="0"/>
+      </w:pPr>
+    </w:p>
+    <w:p>
+      <w:pPr>
+        <w:spacing w:after="0"/>
+      </w:pPr>
+      <w:r>
+        <w:t xml:space="preserve">             PWM1_</w:t>
+      </w:r>
+      <w:proofErr w:type="gramStart"/>
+      <w:r>
+        <w:t>Init(</w:t>
+      </w:r>
+      <w:proofErr w:type="gramEnd"/>
+      <w:r>
+        <w:t>1000);</w:t>
+      </w:r>
+    </w:p>
+    <w:p>
+      <w:pPr>
+        <w:spacing w:after="0"/>
+      </w:pPr>
+      <w:r>
+        <w:t xml:space="preserve">             PWM1_</w:t>
+      </w:r>
+      <w:proofErr w:type="gramStart"/>
+      <w:r>
+        <w:t>Start(</w:t>
+      </w:r>
+      <w:proofErr w:type="gramEnd"/>
+      <w:r>
+        <w:t>);</w:t>
+      </w:r>
+    </w:p>
+    <w:p>
+      <w:pPr>
+        <w:spacing w:after="0"/>
+      </w:pPr>
+      <w:r>
+        <w:t xml:space="preserve">             PWM1_Set_Duty(duty);</w:t>
+      </w:r>
+    </w:p>
+    <w:p>
+      <w:pPr>
+        <w:spacing w:after="0"/>
+      </w:pPr>
+      <w:r>
+        <w:t xml:space="preserve">             </w:t>
+      </w:r>
+      <w:proofErr w:type="gramStart"/>
+      <w:r>
+        <w:t>while(</w:t>
+      </w:r>
+      <w:proofErr w:type="gramEnd"/>
+      <w:r>
+        <w:t>1)</w:t>
+      </w:r>
+    </w:p>
+    <w:p>
+      <w:pPr>
+        <w:spacing w:after="0"/>
+      </w:pPr>
+      <w:r>
+        <w:t xml:space="preserve">             {</w:t>
+      </w:r>
+    </w:p>
+    <w:p>
+      <w:pPr>
+        <w:spacing w:after="0"/>
+      </w:pPr>
+      <w:r>
+        <w:t xml:space="preserve">              result = </w:t>
+      </w:r>
+      <w:proofErr w:type="spellStart"/>
+      <w:r>
+        <w:t>adc_</w:t>
+      </w:r>
+      <w:proofErr w:type="gramStart"/>
+      <w:r>
+        <w:t>read</w:t>
+      </w:r>
+      <w:proofErr w:type="spellEnd"/>
+      <w:r>
+        <w:t>(</w:t>
+      </w:r>
+      <w:proofErr w:type="gramEnd"/>
+      <w:r>
+        <w:t>0);</w:t>
+      </w:r>
+    </w:p>
+    <w:p>
+      <w:pPr>
+        <w:spacing w:after="0"/>
+      </w:pPr>
+      <w:r>
+        <w:t xml:space="preserve">              volt = result*4.88;</w:t>
+      </w:r>
+    </w:p>
+    <w:p>
+      <w:pPr>
+        <w:spacing w:after="0"/>
+      </w:pPr>
+      <w:r>
+        <w:t xml:space="preserve">              temp = volt/10;</w:t>
+      </w:r>
+    </w:p>
+    <w:p>
+      <w:pPr>
+        <w:spacing w:after="0"/>
+      </w:pPr>
+    </w:p>
+    <w:p>
+      <w:pPr>
+        <w:spacing w:after="0"/>
+      </w:pPr>
+      <w:r>
+        <w:t xml:space="preserve">              </w:t>
+      </w:r>
+      <w:proofErr w:type="spellStart"/>
+      <w:r>
+        <w:t>lcd_</w:t>
+      </w:r>
+      <w:proofErr w:type="gramStart"/>
+      <w:r>
+        <w:t>out</w:t>
+      </w:r>
+      <w:proofErr w:type="spellEnd"/>
+      <w:r>
+        <w:t>(</w:t>
+      </w:r>
+      <w:proofErr w:type="gramEnd"/>
+      <w:r>
+        <w:t>1,1,"Temp = ");</w:t>
+      </w:r>
+    </w:p>
+    <w:p>
+      <w:pPr>
+        <w:spacing w:after="0"/>
+      </w:pPr>
+      <w:r>
+        <w:t xml:space="preserve">              </w:t>
+      </w:r>
+      <w:proofErr w:type="spellStart"/>
+      <w:r>
+        <w:t>floattostr</w:t>
+      </w:r>
+      <w:proofErr w:type="spellEnd"/>
+      <w:r>
+        <w:t>(</w:t>
+      </w:r>
+      <w:proofErr w:type="spellStart"/>
+      <w:proofErr w:type="gramStart"/>
+      <w:r>
+        <w:t>temp,display</w:t>
+      </w:r>
+      <w:proofErr w:type="spellEnd"/>
+      <w:proofErr w:type="gramEnd"/>
+      <w:r>
+        <w:t>);</w:t>
+      </w:r>
+    </w:p>
+    <w:p>
+      <w:pPr>
+        <w:spacing w:after="0"/>
+      </w:pPr>
+      <w:r>
+        <w:t xml:space="preserve">              </w:t>
+      </w:r>
+      <w:proofErr w:type="spellStart"/>
+      <w:r>
+        <w:t>lcd_out_cp</w:t>
+      </w:r>
+      <w:proofErr w:type="spellEnd"/>
+      <w:r>
+        <w:t>(display);</w:t>
+      </w:r>
+    </w:p>
+    <w:p>
+      <w:pPr>
+        <w:spacing w:after="0"/>
+      </w:pPr>
+      <w:r>
+        <w:t xml:space="preserve">              </w:t>
+      </w:r>
+      <w:proofErr w:type="spellStart"/>
+      <w:r>
+        <w:t>lcd_</w:t>
+      </w:r>
+      <w:proofErr w:type="gramStart"/>
+      <w:r>
+        <w:t>chr</w:t>
+      </w:r>
+      <w:proofErr w:type="spellEnd"/>
+      <w:r>
+        <w:t>(</w:t>
+      </w:r>
+      <w:proofErr w:type="gramEnd"/>
+      <w:r>
+        <w:t>1,16,223);  //223 = degree sign</w:t>
+      </w:r>
+    </w:p>
+    <w:p>
+      <w:pPr>
+        <w:spacing w:after="0"/>
+      </w:pPr>
+      <w:r>
+        <w:t xml:space="preserve">              </w:t>
+      </w:r>
+      <w:proofErr w:type="spellStart"/>
+      <w:r>
+        <w:t>lcd_out_</w:t>
+      </w:r>
+      <w:proofErr w:type="gramStart"/>
+      <w:r>
+        <w:t>cp</w:t>
+      </w:r>
+      <w:proofErr w:type="spellEnd"/>
+      <w:r>
+        <w:t>(</w:t>
+      </w:r>
+      <w:proofErr w:type="gramEnd"/>
+      <w:r>
+        <w:t>" C");</w:t>
+      </w:r>
+    </w:p>
+    <w:p>
+      <w:pPr>
+        <w:spacing w:after="0"/>
+      </w:pPr>
+    </w:p>
+    <w:p>
+      <w:pPr>
+        <w:spacing w:after="0"/>
+      </w:pPr>
+      <w:r>
+        <w:t xml:space="preserve">              </w:t>
+      </w:r>
+      <w:proofErr w:type="gramStart"/>
+      <w:r>
+        <w:t>if(</w:t>
+      </w:r>
+      <w:proofErr w:type="gramEnd"/>
+      <w:r>
+        <w:t>temp &gt; 20 &amp;&amp; duty &lt;=240){</w:t>
+      </w:r>
+    </w:p>
+    <w:p>
+      <w:pPr>
+        <w:spacing w:after="0"/>
+      </w:pPr>
+      <w:r>
+        <w:t xml:space="preserve">                 </w:t>
+      </w:r>
+      <w:proofErr w:type="spellStart"/>
+      <w:r>
+        <w:t>Delay_</w:t>
+      </w:r>
+      <w:proofErr w:type="gramStart"/>
+      <w:r>
+        <w:t>ms</w:t>
+      </w:r>
+      <w:proofErr w:type="spellEnd"/>
+      <w:r>
+        <w:t>(</w:t>
+      </w:r>
+      <w:proofErr w:type="gramEnd"/>
+      <w:r>
+        <w:t>3000);</w:t>
+      </w:r>
+    </w:p>
+    <w:p>
+      <w:pPr>
+        <w:spacing w:after="0"/>
+      </w:pPr>
+      <w:r>
+        <w:t xml:space="preserve">                 </w:t>
+      </w:r>
+      <w:proofErr w:type="gramStart"/>
+      <w:r>
+        <w:t>if(</w:t>
+      </w:r>
+      <w:proofErr w:type="gramEnd"/>
+      <w:r>
+        <w:t>temp &gt; 20 &amp;&amp; duty &lt;=240){</w:t>
+      </w:r>
+    </w:p>
+    <w:p>
+      <w:pPr>
+        <w:spacing w:after="0"/>
+      </w:pPr>
+      <w:r>
+        <w:t xml:space="preserve">                    duty += 10;</w:t>
+      </w:r>
+    </w:p>
+    <w:p>
+      <w:pPr>
+        <w:spacing w:after="0"/>
+      </w:pPr>
+      <w:r>
+        <w:t xml:space="preserve">                    PWM1_Set_Duty(duty);</w:t>
+      </w:r>
+    </w:p>
+    <w:p>
+      <w:pPr>
+        <w:spacing w:after="0"/>
+      </w:pPr>
+      <w:r>
+        <w:t xml:space="preserve">                 }</w:t>
+      </w:r>
+    </w:p>
+    <w:p>
+      <w:pPr>
+        <w:spacing w:after="0"/>
+      </w:pPr>
+      <w:r>
+        <w:t xml:space="preserve">              }</w:t>
+      </w:r>
+    </w:p>
+    <w:p>
+      <w:pPr>
+        <w:spacing w:after="0"/>
+      </w:pPr>
+      <w:r>
+        <w:t xml:space="preserve">              </w:t>
+      </w:r>
+      <w:proofErr w:type="gramStart"/>
+      <w:r>
+        <w:t>if(</w:t>
+      </w:r>
+      <w:proofErr w:type="gramEnd"/>
+      <w:r>
+        <w:t>temp &lt; 20 &amp;&amp; duty &gt;= 10){</w:t>
+      </w:r>
+    </w:p>
+    <w:p>
+      <w:pPr>
+        <w:spacing w:after="0"/>
+      </w:pPr>
+      <w:r>
+        <w:t xml:space="preserve">                 </w:t>
+      </w:r>
+      <w:proofErr w:type="spellStart"/>
+      <w:r>
+        <w:t>Delay_</w:t>
+      </w:r>
+      <w:proofErr w:type="gramStart"/>
+      <w:r>
+        <w:t>ms</w:t>
+      </w:r>
+      <w:proofErr w:type="spellEnd"/>
+      <w:r>
+        <w:t>(</w:t>
+      </w:r>
+      <w:proofErr w:type="gramEnd"/>
+      <w:r>
+        <w:t>3000);</w:t>
+      </w:r>
+    </w:p>
+    <w:p>
+      <w:pPr>
+        <w:spacing w:after="0"/>
+      </w:pPr>
+      <w:r>
+        <w:t xml:space="preserve">                 </w:t>
+      </w:r>
+      <w:proofErr w:type="gramStart"/>
+      <w:r>
+        <w:t>if(</w:t>
+      </w:r>
+      <w:proofErr w:type="gramEnd"/>
+      <w:r>
+        <w:t>temp &lt; 20 &amp;&amp; duty &gt;= 10){</w:t>
+      </w:r>
+    </w:p>
+    <w:p>
+      <w:pPr>
+        <w:spacing w:after="0"/>
+      </w:pPr>
+      <w:r>
+        <w:t xml:space="preserve">                    duty -= 10;</w:t>
+      </w:r>
+    </w:p>
+    <w:p>
+      <w:pPr>
+        <w:spacing w:after="0"/>
+      </w:pPr>
+      <w:r>
+        <w:t xml:space="preserve">                    PWM1_Set_Duty(duty);</w:t>
+      </w:r>
+    </w:p>
+    <w:p>
+      <w:pPr>
+        <w:spacing w:after="0"/>
+      </w:pPr>
+      <w:r>
+        <w:t xml:space="preserve">                 }</w:t>
+      </w:r>
+    </w:p>
+    <w:p>
+      <w:pPr>
+        <w:spacing w:after="0"/>
+      </w:pPr>
+      <w:r>
+        <w:t xml:space="preserve">              }</w:t>
+      </w:r>
+    </w:p>
+    <w:p>
+      <w:pPr>
+        <w:spacing w:after="0"/>
+      </w:pPr>
+    </w:p>
+    <w:p>
+      <w:pPr>
+        <w:spacing w:after="0"/>
+      </w:pPr>
+      <w:r>
+        <w:t xml:space="preserve">             }</w:t>
+      </w:r>
+    </w:p>
+    <w:p>
+      <w:pPr>
+        <w:spacing w:after="0"/>
+      </w:pPr>
+      <w:r>
+        <w:t>}</w:t>
+      </w:r>
+    </w:p>
+    <w:p>
+      <w:pPr>
+        <w:spacing w:after="0"/>
+      </w:pPr>
+    </w:p>
+    <w:p>
+      <w:pPr>
+        <w:spacing w:after="0"/>
+      </w:pPr>
+    </w:p>
+    <w:p>
+      <w:pPr>
+        <w:spacing w:after="0"/>
+      </w:pPr>
+    </w:p>
+    <w:p>
+      <w:pPr>
+        <w:spacing w:after="0"/>
+      </w:pPr>
+      <w:r>
+        <w:rPr>
+          <w:noProof/>
+        </w:rPr>
+        <w:drawing>
+          <wp:inline distT="0" distB="0" distL="0" distR="0" wp14:anchorId="30A9E253" wp14:editId="7E38B244">
+            <wp:extent cx="13492681" cy="7589633"/>
+            <wp:effectExtent l="0" t="0" r="0" b="0"/>
+            <wp:docPr id="7" name="Picture 7"/>
+            <wp:cNvGraphicFramePr>
+              <a:graphicFrameLocks xmlns:a="http://schemas.openxmlformats.org/drawingml/2006/main" noChangeAspect="1"/>
+            </wp:cNvGraphicFramePr>
+            <a:graphic xmlns:a="http://schemas.openxmlformats.org/drawingml/2006/main">
+              <a:graphicData uri="http://schemas.openxmlformats.org/drawingml/2006/picture">
+                <pic:pic xmlns:pic="http://schemas.openxmlformats.org/drawingml/2006/picture">
+                  <pic:nvPicPr>
+                    <pic:cNvPr id="7" name="Picture 7"/>
+                    <pic:cNvPicPr/>
+                  </pic:nvPicPr>
+                  <pic:blipFill>
+                    <a:blip r:embed="rId20">
+                      <a:extLst>
+                        <a:ext uri="{28A0092B-C50C-407E-A947-70E740481C1C}">
+                          <a14:useLocalDpi xmlns:a14="http://schemas.microsoft.com/office/drawing/2010/main" val="0"/>
+                        </a:ext>
+                      </a:extLst>
+                    </a:blip>
+                    <a:stretch>
+                      <a:fillRect/>
+                    </a:stretch>
+                  </pic:blipFill>
+                  <pic:spPr>
+                    <a:xfrm>
+                      <a:off x="0" y="0"/>
+                      <a:ext cx="13499814" cy="7593645"/>
                     </a:xfrm>
                     <a:prstGeom prst="rect">
                       <a:avLst/>
